--- a/investor_report/Investor_Analyst_Report.docx
+++ b/investor_report/Investor_Analyst_Report.docx
@@ -903,12 +903,12 @@
         <w:t>P</w:t>
       </w:r>
       <w:r>
-        <w:t xml:space="preserve"> minus $69.10). For Chevron we add the missing part of Hess. Hess reported $6.35 billion of 2024 cash flow before working capital at roughly $80 Brent [12]. Adjusting that to $69 with an assumed $0.10 billion per $1 and taking the 55% of 2025 that preceded the deal gives +$2.9 billion, for a Chevron base of $36.8 billion. Free cash flow subtracts the capex guidance midpoint for Exxon ($28 billion) and $18.5 billion for Chevron, which guided to the low end of its range [9]. Buybacks are Exxon's $20 billion plan and Chevron's $10 billion floor, which matches its $5.5 billion first half pace [11].</w:t>
+        <w:t xml:space="preserve"> minus $69.10). For Chevron we add the missing part of Hess. Hess reported $6.35 billion of 2024 cash flow before working capital at roughly $80 Brent [12]. Adjusting that to $69 with an assumed $0.10 billion per $1 (our assumption, not a sourced figure; zero or double would move the adjustment by about $0.6 billion and Chevron's breakevens by about $1) and taking the 55% of 2025 that preceded the deal gives +$2.9 billion, for a Chevron base of $36.8 billion. Free cash flow subtracts the capex guidance midpoint for Exxon ($28 billion) and $18.5 billion for Chevron, which guided to the low end of its range [9]. Exxon plans $20 billion of buybacks, 2.8% of its market value. To compare like with like, we test Chevron at the same 2.8%, about $12 billion, which sits inside its $10 to $20 billion range and slightly above its first half pace of $5.5 billion [11].</w:t>
       </w:r>
     </w:p>
     <w:p>
       <w:r>
-        <w:t>We run four Brent scenarios: a post-war glut at $60, the EIA's late 2027 price of $74, its 2027 average of $84, and the current $105 if the war persists. In the war case only, Exxon's cash flow is reduced by $5.2 billion a year (four times the Q2 loss) because its Middle East volumes stay offline. The 2025 base already includes those volumes, so the peace cases assume they return.</w:t>
+        <w:t>We run four Brent scenarios: a post-war glut at $60, the EIA's late 2027 price of $74, its 2027 average of $84, and the current $105 if the war persists. We treat $74 as one input, not a prediction. The EIA raised its fourth quarter 2026 forecast by $14 in a single month [13], so its forecasts are moving quickly, and the $60 and $84 cases bracket it on both sides. In the war case only, Exxon's cash flow is reduced by $5.2 billion a year (four times the Q2 loss) because its Middle East volumes stay offline. The 2025 base already includes those volumes, so the peace cases assume they return.</w:t>
       </w:r>
     </w:p>
     <w:p>
@@ -1628,7 +1628,7 @@
     </w:p>
     <w:p>
       <w:r>
-        <w:t>Figure 2 restates the same results as breakevens. Exxon covers capex and its dividend at about $48 Brent and its full $20 billion buyback at about $77. Chevron needs about $62 for capex and dividend, and $79 to add a $10 billion buyback. Both full payout programs need more than the EIA's $74 late 2027 price, so investors should expect buybacks to shrink or be funded from the balance sheet. Exxon has done the latter before: in 2025 it distributed $37.2 billion against $26.1 billion of free cash flow [2]. Chevron's management targets a capex-plus-dividend breakeven below $50 [10]. Our estimate is about $12 higher. Either our model misses real growth at Tengiz and in Guyana, or management's target is optimistic. That gap is the single biggest uncertainty in this report.</w:t>
+        <w:t>Figure 2 restates the same results as breakevens. Exxon covers capex and its dividend at about $48 Brent and its full $20 billion buyback at about $77. Chevron needs about $62 for capex and dividend, and $82 to add a buyback of the same 2.8% size. Both full payout programs need more than the EIA's $74 late 2027 price, so investors should expect buybacks to shrink or be funded from the balance sheet. Exxon has done the latter before: in 2025 it distributed $37.2 billion against $26.1 billion of free cash flow [2]. Chevron's management targets a capex-plus-dividend breakeven below $50 [10]. Our estimate is about $12 higher. Either our model misses real growth at Tengiz and in Guyana, or management's target is optimistic. That gap is the single biggest uncertainty in this report.</w:t>
       </w:r>
     </w:p>
     <w:p>

--- a/investor_report/Investor_Analyst_Report.docx
+++ b/investor_report/Investor_Analyst_Report.docx
@@ -36,7 +36,7 @@
         <w:t>Abstract—</w:t>
       </w:r>
       <w:r>
-        <w:t xml:space="preserve">Brent crude trades near $105 because of the Iran conflict and disruption around the Strait of Hormuz, and ExxonMobil (XOM) and Chevron (CVX) shares are both up roughly 30 to 40 percent in 2026. The U.S. Energy Information Administration (EIA) expects most of that premium to fade by late 2027. This report asks which major is the better holding for an investor who wants integrated oil exposure without betting on the war lasting. Using a normalized cash flow model built on 2025 results and each company's disclosed oil price sensitivity, the two stocks offer the same free cash flow (FCF) yield of about 4.9% at the EIA's late 2027 price of $74. Exxon loses less on the way down: its FCF falls 32% moving from the war case to the peace case versus 47% for Chevron, and it still covers its dividend at $60. </w:t>
+        <w:t xml:space="preserve">Brent crude trades near $105 because of the Iran conflict and disruption around the Strait of Hormuz, and ExxonMobil (XOM) and Chevron (CVX) shares are both up roughly 30 to 40 percent in 2026. The U.S. Energy Information Administration (EIA) expects most of that premium to fade by late 2027. This report asks which major is the better holding for an investor who wants integrated oil exposure without betting on the war lasting. Using a normalized cash flow model built on 2025 results and each company's disclosed oil price sensitivity, the two stocks offer the same free cash flow (FCF) yield of about 4.9% at the EIA's late 2027 price of $74. Exxon loses less on the way down: its FCF falls 33% moving from the war case to the peace case versus 47% for Chevron, and it still covers its dividend at $60. </w:t>
       </w:r>
       <w:r>
         <w:rPr>
@@ -121,12 +121,12 @@
     </w:p>
     <w:p>
       <w:r>
-        <w:t>Table 1 sets out the inputs used throughout. Market values use the diluted share counts implied by each company's second quarter earnings per share. Exxon is the larger, more diversified business, with bigger refining and chemicals operations. Chevron completed its $53 billion acquisition of Hess on July 18, 2025, gaining a 30% stake in Guyana's Stabroek block [18]. Because Hess was only in Chevron's numbers for about five months of 2025, Chevron's 2025 cash flow understates its current scale; Section 4 adjusts for that.</w:t>
+        <w:t>Table 1 sets out the inputs used throughout. Market values use second quarter diluted share counts (for Exxon, implied by its reported EPS). Exxon is the larger, more diversified business, with bigger refining and chemicals operations. Chevron completed its $53 billion acquisition of Hess on July 18, 2025, gaining a 30% stake in Guyana's Stabroek block [18]. Because Hess was only in Chevron's numbers for about five months of 2025, Chevron's 2025 cash flow understates its current scale; Section 4 adjusts for that.</w:t>
       </w:r>
     </w:p>
     <w:p>
       <w:r>
-        <w:t>The exposures differ sharply. Exxon's Qatar LNG and UAE assets were disrupted from March, and the company attributed about $1.3 billion of second quarter upstream earnings losses to Middle East volumes [4][5]. Chevron's direct regional exposure is the Saudi Arabia and Kuwait Partitioned Zone, about 1% of second quarter output, plus its Leviathan gas field off Israel, which was shut for 33 days and restarted on April 2 [8][17].</w:t>
+        <w:t>The exposures differ sharply. Exxon's Qatar LNG and UAE assets were disrupted from March, and the company's own earnings bridges show Middle East volumes cutting upstream earnings by $1.28 billion in the first half versus 2025, about $1.03 billion of it in the second quarter [4][5]. Chevron's direct regional exposure is the Saudi Arabia and Kuwait Partitioned Zone, about 1% of second quarter output, plus its Leviathan gas field off Israel, which was shut for 33 days and restarted on April 2 [8][17].</w:t>
       </w:r>
     </w:p>
     <w:p>
@@ -309,7 +309,7 @@
                 <w:b w:val="0"/>
                 <w:sz w:val="17"/>
               </w:rPr>
-              <w:t>Diluted shares (from Q2 EPS) [1][6]</w:t>
+              <w:t>Diluted shares, Q2 2026 [1][6]</w:t>
             </w:r>
           </w:p>
         </w:tc>
@@ -406,7 +406,7 @@
                 <w:b w:val="0"/>
                 <w:sz w:val="17"/>
               </w:rPr>
-              <w:t>$431B</w:t>
+              <w:t>$430B</w:t>
             </w:r>
           </w:p>
         </w:tc>
@@ -465,7 +465,7 @@
                 <w:b w:val="0"/>
                 <w:sz w:val="17"/>
               </w:rPr>
-              <w:t>$14.1B</w:t>
+              <w:t>$14.0B</w:t>
             </w:r>
           </w:p>
         </w:tc>
@@ -867,7 +867,7 @@
     </w:p>
     <w:p>
       <w:r>
-        <w:t>The obvious shortcut is to multiply second quarter cash flow by four. That gives $102.6 billion for Exxon and $78.8 billion for Chevron. We tested whether oil prices alone explain those figures. Q2 Brent averaged about $103.50 versus $69.10 in 2025 [14][15]. Backing out that $34.40 difference with each company's own sensitivity still leaves $78.5 billion for Exxon and $58.2 billion for Chevron at 2025 oil prices, compared with actual 2025 cash flow of $59.7 billion and $33.9 billion. Roughly $19 billion (Exxon) and $24 billion (Chevron) of the run rate is unexplained by crude. Part of it is real growth, chiefly Hess for Chevron. Much of it is the war itself: Exxon reported record refining margins in the quarter [5], and those margins should normalize along with crude. Annualizing Q2 would treat a wartime quarter as the new normal, so we reject it as a base case.</w:t>
+        <w:t>The obvious shortcut is to multiply second quarter cash flow by four. That gives $102.6 billion for Exxon and $78.8 billion for Chevron. We tested whether oil prices alone explain those figures. Q2 Brent averaged about $103.50 versus $69.10 in 2025 [14][15]. Backing out that $34.40 difference with each company's own sensitivity still leaves $78.5 billion for Exxon and $58.2 billion for Chevron at 2025 oil prices, compared with actual 2025 cash flow of $59.7 billion and $33.9 billion. Roughly $19 billion (Exxon) and $24 billion (Chevron) of the run rate is unexplained by crude. Part of it is real growth, chiefly Hess for Chevron. Much of it is the war itself. Refining margins spiked, and Exxon's own guidance puts the earnings effect of each $1 per barrel of refining margin at about $800 million a year, more than its $700 million per $1 of Brent [5]. Those margins should normalize along with crude. Annualizing Q2 would treat a wartime quarter as the new normal, so we reject it as a base case.</w:t>
       </w:r>
     </w:p>
     <w:p>
@@ -908,7 +908,7 @@
     </w:p>
     <w:p>
       <w:r>
-        <w:t>We run four Brent scenarios: a post-war glut at $60, the EIA's late 2027 price of $74, its 2027 average of $84, and the current $105 if the war persists. We treat $74 as one input, not a prediction. The EIA raised its fourth quarter 2026 forecast by $14 in a single month [13], so its forecasts are moving quickly, and the $60 and $84 cases bracket it on both sides. In the war case only, Exxon's cash flow is reduced by $5.2 billion a year (four times the Q2 loss) because its Middle East volumes stay offline. The 2025 base already includes those volumes, so the peace cases assume they return.</w:t>
+        <w:t>We run four Brent scenarios: a post-war glut at $60, the EIA's late 2027 price of $74, its 2027 average of $84, and the current $105 if the war persists. We treat $74 as one input, not a prediction. The EIA raised its fourth quarter 2026 forecast by $14 in a single month [13], so its forecasts are moving quickly, and the $60 and $84 cases bracket it on both sides. In the war case only, Exxon's cash flow is reduced by $4.1 billion a year (four times the Q2 loss) because its Middle East volumes stay offline. The 2025 base already includes those volumes, so the peace cases assume they return.</w:t>
       </w:r>
     </w:p>
     <w:p>
@@ -1180,7 +1180,7 @@
                 <w:b w:val="0"/>
                 <w:sz w:val="17"/>
               </w:rPr>
-              <w:t>$-1.3B</w:t>
+              <w:t>$-1.2B</w:t>
             </w:r>
           </w:p>
         </w:tc>
@@ -1277,7 +1277,7 @@
                 <w:b w:val="0"/>
                 <w:sz w:val="17"/>
               </w:rPr>
-              <w:t>$7.1B</w:t>
+              <w:t>$7.2B</w:t>
             </w:r>
           </w:p>
         </w:tc>
@@ -1374,7 +1374,7 @@
                 <w:b w:val="0"/>
                 <w:sz w:val="17"/>
               </w:rPr>
-              <w:t>$13.1B</w:t>
+              <w:t>$13.2B</w:t>
             </w:r>
           </w:p>
         </w:tc>
@@ -1420,7 +1420,7 @@
                 <w:b w:val="0"/>
                 <w:sz w:val="17"/>
               </w:rPr>
-              <w:t>$51.6B</w:t>
+              <w:t>$52.7B</w:t>
             </w:r>
           </w:p>
         </w:tc>
@@ -1442,7 +1442,7 @@
                 <w:b w:val="0"/>
                 <w:sz w:val="17"/>
               </w:rPr>
-              <w:t>$34.4B</w:t>
+              <w:t>$35.5B</w:t>
             </w:r>
           </w:p>
         </w:tc>
@@ -1486,7 +1486,7 @@
                 <w:b w:val="0"/>
                 <w:sz w:val="17"/>
               </w:rPr>
-              <w:t>$25.7B</w:t>
+              <w:t>$25.8B</w:t>
             </w:r>
           </w:p>
         </w:tc>
@@ -1561,7 +1561,7 @@
     </w:p>
     <w:p>
       <w:r>
-        <w:t>Figure 1 and Table 2 show the core trade-off. At $74 the two stocks are tied on FCF yield at about 4.9%, so Chevron's apparent cheapness on headline numbers disappears once cash flows are normalized. Moving from the war case to the peace case, Exxon's free cash flow falls from $51.6 billion to $35.1 billion (down 32%), while Chevron's falls from $39.8 billion to $21.2 billion (down 47%). In a $60 glut, Exxon's $25.3 billion of FCF still covers its $17.2 billion dividend, while Chevron's $12.8 billion falls $1.3 billion short of its $14.1 billion dividend. Chevron is clearly the better stock only if the war persists, where its yield reaches 9.2% against Exxon's 7.2%.</w:t>
+        <w:t>Figure 1 and Table 2 show the core trade-off. At $74 the two stocks are tied on FCF yield at about 4.9%, so Chevron's apparent cheapness on headline numbers disappears once cash flows are normalized. Moving from the war case to the peace case, Exxon's free cash flow falls from $52.7 billion to $35.1 billion (down 33%), while Chevron's falls from $39.8 billion to $21.2 billion (down 47%). In a $60 glut, Exxon's $25.3 billion of FCF still covers its $17.2 billion dividend, while Chevron's $12.8 billion falls $1.2 billion short of its $14.0 billion dividend. Chevron is clearly the better stock only if the war persists, where its yield reaches 9.3% against Exxon's 7.3%.</w:t>
       </w:r>
     </w:p>
     <w:p>
@@ -1667,17 +1667,6 @@
       </w:r>
     </w:p>
     <w:p>
-      <w:r>
-        <w:rPr>
-          <w:b/>
-        </w:rPr>
-        <w:t>The optimistic base.</w:t>
-      </w:r>
-      <w:r>
-        <w:t xml:space="preserve"> If Q2 2026 cash flow were the right base, both stocks would yield 8% to 10% even at $74, and both would look cheap. We rejected this in Section 4.1 because it treats wartime refining and gas margins as permanent.</w:t>
-      </w:r>
-    </w:p>
-    <w:p>
       <w:pPr>
         <w:keepNext/>
         <w:spacing w:before="220" w:after="170"/>
@@ -1698,7 +1687,7 @@
         <w:t>Exxon's hedge may not pay out.</w:t>
       </w:r>
       <w:r>
-        <w:t xml:space="preserve"> Two Qatar LNG trains were damaged and Exxon has not given a restart date [4]. If those volumes stay offline in the peace case, scaling the Q2 loss to $74 oil cuts about $3.7 billion from Exxon's FCF. Its yield at $74 then falls to roughly 4.4%, below Chevron's 4.9%, and most of the preference disappears.</w:t>
+        <w:t xml:space="preserve"> Two Qatar LNG trains were damaged and Exxon has not given a restart date [4]. If those volumes stay offline in the peace case, scaling the Q2 loss to $74 oil cuts about $2.9 billion from Exxon's FCF. Its yield at $74 then falls to roughly 4.5%, below Chevron's 4.9%, and most of the preference disappears. A full-quarter Hormuz closure would be worse: Exxon says it would cut Middle East output by about 750,000 barrels of oil equivalent a day versus 2025 [5].</w:t>
       </w:r>
     </w:p>
     <w:p>
@@ -1832,7 +1821,7 @@
         <w:rPr>
           <w:sz w:val="18"/>
         </w:rPr>
-        <w:t>[5] Investing.com. (2026, July 31). ExxonMobil Q2 2026 slides: record margins offset Middle East disruption. https://www.investing.com/news/company-news/exxonmobil-q2-2026-slides-record-margins-offset-middle-east-disruption-93CH-4828827</w:t>
+        <w:t>[5] ExxonMobil Holdings Corp. (2026, July 31). 2Q 2026 earnings call presentation slides (slides 9, 13, 17 and sensitivities page). https://investor.exxonmobil.com</w:t>
       </w:r>
     </w:p>
     <w:p>

--- a/investor_report/Investor_Analyst_Report.docx
+++ b/investor_report/Investor_Analyst_Report.docx
@@ -36,16 +36,16 @@
         <w:t>Abstract—</w:t>
       </w:r>
       <w:r>
-        <w:t xml:space="preserve">Brent crude trades near $105 because of the Iran conflict and disruption around the Strait of Hormuz, and ExxonMobil (XOM) and Chevron (CVX) shares are both up roughly 30 to 40 percent in 2026. The U.S. Energy Information Administration (EIA) expects most of that premium to fade by late 2027. This report asks which major is the better holding for an investor who wants integrated oil exposure without betting on the war lasting. Using a normalized cash flow model built on 2025 results and each company's disclosed oil price sensitivity, the two stocks offer the same free cash flow (FCF) yield of about 4.9% at the EIA's late 2027 price of $74. Exxon loses less on the way down: its FCF falls 33% moving from the war case to the peace case versus 47% for Chevron, and it still covers its dividend at $60. </w:t>
+        <w:t xml:space="preserve">Brent crude trades near $105 because of the Iran conflict and disruption around the Strait of Hormuz, and ExxonMobil (XOM) and Chevron (CVX) shares are both up roughly 30 to 40 percent in 2026. The U.S. Energy Information Administration (EIA) expects most of that premium to fade by late 2027. This report asks which major is the better holding for an investor who wants integrated oil exposure without betting on the war lasting. Using a normalized cash flow model built on 2025 results and each company's disclosed oil price sensitivity, Chevron offers the higher free cash flow (FCF) yield at the EIA's late 2027 price of $74 (5.2% versus 4.9%) and in three of our four scenarios, even though the model gives it no credit for growth at Tengiz. Exxon is the lower-risk stock: its FCF falls 33% from the war case to the peace case versus 46% for Chevron, and it covers its dividend more comfortably at $60. </w:t>
       </w:r>
       <w:r>
         <w:rPr>
           <w:b/>
         </w:rPr>
-        <w:t>We prefer XOM over CVX.</w:t>
+        <w:t>We prefer CVX over XOM.</w:t>
       </w:r>
       <w:r>
-        <w:t xml:space="preserve"> The call flips if Chevron's third quarter results show its Tengiz and Hess cash flows pulling its breakeven down toward management's sub-$50 claim.</w:t>
+        <w:t xml:space="preserve"> The call flips toward Exxon if oil settles below about $67 or if Chevron's third quarter results fail to show the cash flow our conservative model assumes.</w:t>
       </w:r>
     </w:p>
     <w:p>
@@ -77,10 +77,10 @@
         <w:rPr>
           <w:b/>
         </w:rPr>
-        <w:t>Recommendation: prefer ExxonMobil over Chevron.</w:t>
+        <w:t>Recommendation: prefer Chevron over ExxonMobil.</w:t>
       </w:r>
       <w:r>
-        <w:t xml:space="preserve"> This is a relative call, not a claim that either stock is cheap. At peace-case oil prices, each company's FCF yield sits only about 1.5 to 2.5 points above its dividend yield, so neither leaves much room for the buybacks investors have come to expect. Three findings drive the preference. First, once cash flows are normalized, Chevron is not actually cheaper: both stocks yield about 4.9% at $74 Brent. Second, Chevron is more exposed to falling oil. Each $1 move in Brent changes about 0.14% of Chevron's market value in annual cash flow versus 0.10% for Exxon. Third, Exxon carries a built-in hedge against peace. Roughly 20% of its 2025 production came from Qatar and the UAE, and about 10% of its upstream output was offline in the second quarter [4][5]. If the conflict ends, oil falls but those barrels come back.</w:t>
+        <w:t xml:space="preserve"> This is a relative call, not a claim that either stock is cheap. Three findings drive it. First, after normalizing away the war windfall, Chevron generates more free cash flow per dollar of market value: 5.2% versus 4.9% at $74 Brent, and more in every scenario except a glut below the EIA's path. Second, that result is conservative for Chevron. The model leaves out its Tengiz expansion, and management says its breakeven is below $50, about $10 under our estimate. Third, Chevron pays the higher dividend (3.3% versus 2.4%), and its dividend stays covered down to about $60 Brent. The cost of this choice is risk: Chevron is more exposed to falling oil, and Exxon has a hedge Chevron lacks. Roughly 20% of Exxon's 2025 production came from Qatar and the UAE [4], so if the conflict ends, oil falls but those barrels come back.</w:t>
       </w:r>
     </w:p>
     <w:p>
@@ -583,7 +583,7 @@
                 <w:b w:val="0"/>
                 <w:sz w:val="17"/>
               </w:rPr>
-              <w:t>$33.9B</w:t>
+              <w:t>$34.9B</w:t>
             </w:r>
           </w:p>
         </w:tc>
@@ -867,7 +867,7 @@
     </w:p>
     <w:p>
       <w:r>
-        <w:t>The obvious shortcut is to multiply second quarter cash flow by four. That gives $102.6 billion for Exxon and $78.8 billion for Chevron. We tested whether oil prices alone explain those figures. Q2 Brent averaged about $103.50 versus $69.10 in 2025 [14][15]. Backing out that $34.40 difference with each company's own sensitivity still leaves $78.5 billion for Exxon and $58.2 billion for Chevron at 2025 oil prices, compared with actual 2025 cash flow of $59.7 billion and $33.9 billion. Roughly $19 billion (Exxon) and $24 billion (Chevron) of the run rate is unexplained by crude. Part of it is real growth, chiefly Hess for Chevron. Much of it is the war itself. Refining margins spiked, and Exxon's own guidance puts the earnings effect of each $1 per barrel of refining margin at about $800 million a year, more than its $700 million per $1 of Brent [5]. Those margins should normalize along with crude. Annualizing Q2 would treat a wartime quarter as the new normal, so we reject it as a base case.</w:t>
+        <w:t>The obvious shortcut is to multiply second quarter cash flow by four. That gives $102.6 billion for Exxon and $78.8 billion for Chevron. We tested whether oil prices alone explain those figures. Q2 Brent averaged about $103.50 versus $69.10 in 2025 [14][15]. Backing out that $34.40 difference with each company's own sensitivity still leaves $78.5 billion for Exxon and $58.2 billion for Chevron at 2025 oil prices, compared with actual 2025 cash flow of $59.7 billion and $34.9 billion. Roughly $19 billion (Exxon) and $23 billion (Chevron) of the run rate is unexplained by crude. Part of it is real growth, chiefly Hess for Chevron. Much of it is the war itself. Refining margins spiked, and Exxon's own guidance puts the earnings effect of each $1 per barrel of refining margin at about $800 million a year, more than its $700 million per $1 of Brent [5]. Those margins should normalize along with crude. Annualizing Q2 would treat a wartime quarter as the new normal, so we reject it as a base case.</w:t>
       </w:r>
     </w:p>
     <w:p>
@@ -903,7 +903,7 @@
         <w:t>P</w:t>
       </w:r>
       <w:r>
-        <w:t xml:space="preserve"> minus $69.10). For Chevron we add the missing part of Hess. Hess reported $6.35 billion of 2024 cash flow before working capital at roughly $80 Brent [12]. Adjusting that to $69 with an assumed $0.10 billion per $1 (our assumption, not a sourced figure; zero or double would move the adjustment by about $0.6 billion and Chevron's breakevens by about $1) and taking the 55% of 2025 that preceded the deal gives +$2.9 billion, for a Chevron base of $36.8 billion. Free cash flow subtracts the capex guidance midpoint for Exxon ($28 billion) and $18.5 billion for Chevron, which guided to the low end of its range [9]. Exxon plans $20 billion of buybacks, 2.8% of its market value. To compare like with like, we test Chevron at the same 2.8%, about $12 billion, which sits inside its $10 to $20 billion range and slightly above its first half pace of $5.5 billion [11].</w:t>
+        <w:t xml:space="preserve"> minus $69.10). For Chevron we add the missing part of Hess. Hess reported $6.35 billion of 2024 cash flow before working capital at roughly $80 Brent [12]. Adjusting that to $69 with an assumed $0.10 billion per $1 (our assumption, not a sourced figure; zero or double would move the adjustment by about $0.6 billion and Chevron's breakevens by about $1) and taking the 55% of 2025 that preceded the deal gives +$2.9 billion, for a Chevron base of $37.8 billion. Free cash flow subtracts the capex guidance midpoint for Exxon ($28 billion) and $18.5 billion for Chevron, which guided to the low end of its range [9]. Exxon plans $20 billion of buybacks, 2.8% of its market value. To compare like with like, we test Chevron at the same 2.8%, about $12 billion, which sits inside its $10 to $20 billion range and slightly above its first half pace of $5.5 billion [11].</w:t>
       </w:r>
     </w:p>
     <w:p>
@@ -1161,7 +1161,7 @@
                 <w:b w:val="0"/>
                 <w:sz w:val="17"/>
               </w:rPr>
-              <w:t>$12.8B</w:t>
+              <w:t>$13.8B</w:t>
             </w:r>
           </w:p>
         </w:tc>
@@ -1180,7 +1180,7 @@
                 <w:b w:val="0"/>
                 <w:sz w:val="17"/>
               </w:rPr>
-              <w:t>$-1.2B</w:t>
+              <w:t>$-0.2B</w:t>
             </w:r>
           </w:p>
         </w:tc>
@@ -1258,7 +1258,7 @@
                 <w:b w:val="0"/>
                 <w:sz w:val="17"/>
               </w:rPr>
-              <w:t>$21.2B</w:t>
+              <w:t>$22.2B</w:t>
             </w:r>
           </w:p>
         </w:tc>
@@ -1277,7 +1277,7 @@
                 <w:b w:val="0"/>
                 <w:sz w:val="17"/>
               </w:rPr>
-              <w:t>$7.2B</w:t>
+              <w:t>$8.2B</w:t>
             </w:r>
           </w:p>
         </w:tc>
@@ -1355,7 +1355,7 @@
                 <w:b w:val="0"/>
                 <w:sz w:val="17"/>
               </w:rPr>
-              <w:t>$27.2B</w:t>
+              <w:t>$28.2B</w:t>
             </w:r>
           </w:p>
         </w:tc>
@@ -1374,7 +1374,7 @@
                 <w:b w:val="0"/>
                 <w:sz w:val="17"/>
               </w:rPr>
-              <w:t>$13.2B</w:t>
+              <w:t>$14.2B</w:t>
             </w:r>
           </w:p>
         </w:tc>
@@ -1464,7 +1464,7 @@
                 <w:b w:val="0"/>
                 <w:sz w:val="17"/>
               </w:rPr>
-              <w:t>$39.8B</w:t>
+              <w:t>$40.8B</w:t>
             </w:r>
           </w:p>
         </w:tc>
@@ -1486,7 +1486,7 @@
                 <w:b w:val="0"/>
                 <w:sz w:val="17"/>
               </w:rPr>
-              <w:t>$25.8B</w:t>
+              <w:t>$26.8B</w:t>
             </w:r>
           </w:p>
         </w:tc>
@@ -1561,7 +1561,7 @@
     </w:p>
     <w:p>
       <w:r>
-        <w:t>Figure 1 and Table 2 show the core trade-off. At $74 the two stocks are tied on FCF yield at about 4.9%, so Chevron's apparent cheapness on headline numbers disappears once cash flows are normalized. Moving from the war case to the peace case, Exxon's free cash flow falls from $52.7 billion to $35.1 billion (down 33%), while Chevron's falls from $39.8 billion to $21.2 billion (down 47%). In a $60 glut, Exxon's $25.3 billion of FCF still covers its $17.2 billion dividend, while Chevron's $12.8 billion falls $1.2 billion short of its $14.0 billion dividend. Chevron is clearly the better stock only if the war persists, where its yield reaches 9.3% against Exxon's 7.3%.</w:t>
+        <w:t>Figure 1 and Table 2 show the core trade-off. At $74 Chevron yields 5.2% against Exxon's 4.9%, and its lead widens as oil rises: 6.6% versus 5.8% at $84 and 9.5% versus 7.3% if the war persists. Exxon wins only in the $60 glut (3.5% versus 3.2%). The other side of the trade is volatility. Moving from war to peace, Chevron's free cash flow falls from $40.8 billion to $22.2 billion (down 46%), while Exxon's falls from $52.7 billion to $35.1 billion (down 33%). At $60, Exxon has $8.1 billion left after its dividend, while Chevron roughly breaks even on its $14.0 billion dividend.</w:t>
       </w:r>
     </w:p>
     <w:p>
@@ -1628,7 +1628,7 @@
     </w:p>
     <w:p>
       <w:r>
-        <w:t>Figure 2 restates the same results as breakevens. Exxon covers capex and its dividend at about $48 Brent and its full $20 billion buyback at about $77. Chevron needs about $62 for capex and dividend, and $82 to add a buyback of the same 2.8% size. Both full payout programs need more than the EIA's $74 late 2027 price, so investors should expect buybacks to shrink or be funded from the balance sheet. Exxon has done the latter before: in 2025 it distributed $37.2 billion against $26.1 billion of free cash flow [2]. Chevron's management targets a capex-plus-dividend breakeven below $50 [10]. Our estimate is about $12 higher. Either our model misses real growth at Tengiz and in Guyana, or management's target is optimistic. That gap is the single biggest uncertainty in this report.</w:t>
+        <w:t>Figure 2 restates the same results as breakevens. Exxon covers capex and its dividend at about $48 Brent and its full $20 billion buyback at about $77. Chevron needs about $60 for capex and dividend, and $80 to add a buyback of the same 2.8% size. Both full payout programs need more than the EIA's $74 late 2027 price, so investors should expect buybacks to shrink or be funded from the balance sheet. Exxon has done the latter before: in 2025 it distributed $37.2 billion against $26.1 billion of free cash flow [2]. Chevron's management targets a capex-plus-dividend breakeven below $50 [10]. Our estimate is about $10 higher, mostly because we exclude growth since 2025. If management is closer to right, Chevron's lead is larger than Figure 1 shows; if we are, it still leads at every price above about $67.</w:t>
       </w:r>
     </w:p>
     <w:p>
@@ -1649,10 +1649,10 @@
         <w:rPr>
           <w:b/>
         </w:rPr>
-        <w:t>The case for Chevron.</w:t>
+        <w:t>The case for Exxon.</w:t>
       </w:r>
       <w:r>
-        <w:t xml:space="preserve"> Chevron offers a higher dividend yield (3.3% versus 2.4%), traded at a slightly lower forward earnings multiple in July (13.6 times versus 14.3 times [19]), has more upside if the conflict drags on, and has growth our model deliberately leaves out. An investor who expects $100 oil through 2027 should prefer Chevron. We do not, because the EIA forecast and Chevron's own planning range ($60 to $80 for Chevron's buyback guidance [10]) all point lower.</w:t>
+        <w:t xml:space="preserve"> Exxon is the steadier stock. Its cash flow is less sensitive to oil (0.10% of market value per $1 of Brent versus 0.14% for Chevron), it falls less when the war premium fades, and its dividend is well covered at $60. Its Middle East volumes act as a hedge, since they return just as prices fall. An investor who expects oil below about $67 after the war, or who cares most about dividend safety, should prefer Exxon. We do not, because the EIA path and Chevron's own planning range ($60 to $80 for its buyback guidance [10]) both sit above that level, and Exxon's lower risk comes with a lower yield.</w:t>
       </w:r>
     </w:p>
     <w:p>
@@ -1684,10 +1684,10 @@
         <w:rPr>
           <w:b/>
         </w:rPr>
-        <w:t>Exxon's hedge may not pay out.</w:t>
+        <w:t>Chevron's growth may disappoint.</w:t>
       </w:r>
       <w:r>
-        <w:t xml:space="preserve"> Two Qatar LNG trains were damaged and Exxon has not given a restart date [4]. If those volumes stay offline in the peace case, scaling the Q2 loss to $74 oil cuts about $2.9 billion from Exxon's FCF. Its yield at $74 then falls to roughly 4.5%, below Chevron's 4.9%, and most of the preference disappears. A full-quarter Hormuz closure would be worse: Exxon says it would cut Middle East output by about 750,000 barrels of oil equivalent a day versus 2025 [5].</w:t>
+        <w:t xml:space="preserve"> The recommendation leans on Chevron's cash flow holding up after the Hess integration. If its third quarter cash flow, adjusted for Brent, implies a normalized base below our $37.8 billion, its yield advantage shrinks or disappears. This is the first thing we would check after the late October reports.</w:t>
       </w:r>
     </w:p>
     <w:p>
@@ -1695,10 +1695,10 @@
         <w:rPr>
           <w:b/>
         </w:rPr>
-        <w:t>Chevron's growth may be bigger than modeled.</w:t>
+        <w:t>Exxon's hedge could pay out sooner.</w:t>
       </w:r>
       <w:r>
-        <w:t xml:space="preserve"> If Chevron's third quarter cash flow, adjusted for Brent, implies a normalized base well above our $36.8 billion, its breakeven moves toward management's target and Chevron becomes the better value. This is the first thing we would check after the late October reports.</w:t>
+        <w:t xml:space="preserve"> A fast ceasefire would hit Chevron harder while returning Exxon's Middle East volumes. If those volumes never return, though, Exxon's peace-case yield falls to about 4.5% and Chevron's lead widens. A full-quarter Hormuz closure would cut Exxon's Middle East output by about 750,000 barrels of oil equivalent a day versus 2025 [5].</w:t>
       </w:r>
     </w:p>
     <w:p>
@@ -1709,7 +1709,7 @@
         <w:t>Oil can overshoot downward.</w:t>
       </w:r>
       <w:r>
-        <w:t xml:space="preserve"> Once the 4.5 million barrels per day of shut-in output returns, a glut below $60 is plausible. That would favor Exxon on dividend coverage but would hurt both stocks in absolute terms. Chevron's Tengiz output also depends on the CPC pipeline through the Black Sea, which has been intermittently disrupted [17].</w:t>
+        <w:t xml:space="preserve"> Once the 4.5 million barrels per day of shut-in output returns, a glut below $60 is plausible. That is the scenario where Exxon wins, and it would hurt both stocks in absolute terms. Chevron's Tengiz output also depends on the CPC pipeline through the Black Sea, which has been intermittently disrupted [17].</w:t>
       </w:r>
     </w:p>
     <w:p>
@@ -1738,7 +1738,7 @@
     </w:p>
     <w:p>
       <w:r>
-        <w:t>At today's prices the market is valuing both majors partly on wartime cash flows. Once those cash flows are normalized, Chevron's apparent discount disappears, and Exxon has two advantages that matter if the EIA's forecast is right: less sensitivity to falling oil and production that comes back when the conflict ends. We prefer ExxonMobil, with a clear trigger to revisit: Chevron's third quarter results. We would not recommend either stock to an investor who does not need energy exposure until the price of entry reflects peace-case cash flows.</w:t>
+        <w:t>At today's prices the market is valuing both majors partly on wartime cash flows. Once those cash flows are normalized, Chevron offers more free cash flow and a higher dividend per dollar invested, even before crediting growth our model leaves out. Exxon is the safer stock if oil collapses, and investors who expect that outcome should own it instead. For the investor who wants integrated oil exposure and accepts the EIA's path, we prefer Chevron, and we would revisit the call after both companies report third quarter results. We would not recommend either stock to an investor who does not need energy exposure until the price of entry reflects peace-case cash flows.</w:t>
       </w:r>
     </w:p>
     <w:p>

--- a/investor_report/Investor_Analyst_Report.docx
+++ b/investor_report/Investor_Analyst_Report.docx
@@ -11,7 +11,7 @@
         <w:rPr>
           <w:sz w:val="34"/>
         </w:rPr>
-        <w:t>ExxonMobil or Chevron When the War Premium Fades</w:t>
+        <w:t>Chevron Over ExxonMobil as the War Premium Fades</w:t>
       </w:r>
     </w:p>
     <w:p>
@@ -36,16 +36,16 @@
         <w:t>Abstract—</w:t>
       </w:r>
       <w:r>
-        <w:t xml:space="preserve">Brent crude trades near $105 because of the Iran conflict and disruption around the Strait of Hormuz, and ExxonMobil (XOM) and Chevron (CVX) shares are both up roughly 30 to 40 percent in 2026. The U.S. Energy Information Administration (EIA) expects most of that premium to fade by late 2027. This report asks which major is the better holding for an investor who wants integrated oil exposure without betting on the war lasting. Using a normalized cash flow model built on 2025 results and each company's disclosed oil price sensitivity, Chevron offers the higher free cash flow (FCF) yield at the EIA's late 2027 price of $74 (5.2% versus 4.9%) and in three of our four scenarios, even though the model gives it no credit for growth at Tengiz. Exxon is the lower-risk stock: its FCF falls 33% from the war case to the peace case versus 46% for Chevron, and it covers its dividend more comfortably at $60. </w:t>
+        <w:t xml:space="preserve">Brent crude is near $105 because of the Iran conflict, and the EIA expects most of that premium to fade by late 2027. We ask whether ExxonMobil (XOM) or Chevron (CVX) is the better holding for an investor who wants integrated oil exposure without betting on the war lasting. After normalizing cash flow to a no-war baseline, Chevron has the higher free cash flow (FCF) yield at $74 Brent (5.2% versus 4.9%) and in three of four scenarios. Exxon is the steadier stock if oil falls hard. </w:t>
       </w:r>
       <w:r>
         <w:rPr>
           <w:b/>
         </w:rPr>
-        <w:t>We prefer CVX over XOM.</w:t>
+        <w:t>We prefer CVX</w:t>
       </w:r>
       <w:r>
-        <w:t xml:space="preserve"> The call flips toward Exxon if oil settles below about $67 or if Chevron's third quarter results fail to show the cash flow our conservative model assumes.</w:t>
+        <w:t>, unless oil settles below about $67.</w:t>
       </w:r>
     </w:p>
     <w:p>
@@ -58,7 +58,7 @@
         <w:rPr>
           <w:b/>
         </w:rPr>
-        <w:t>1 THE QUESTION AND THE RECOMMENDATION</w:t>
+        <w:t>1 QUESTION AND RECOMMENDATION</w:t>
       </w:r>
     </w:p>
     <w:p>
@@ -66,10 +66,10 @@
         <w:rPr>
           <w:b/>
         </w:rPr>
-        <w:t>Investment question.</w:t>
+        <w:t>Question.</w:t>
       </w:r>
       <w:r>
-        <w:t xml:space="preserve"> For an investor adding a position in a U.S. integrated oil major today, is ExxonMobil or Chevron the better risk-adjusted choice, given that current oil prices carry a war premium that most forecasters expect to shrink?</w:t>
+        <w:t xml:space="preserve"> For an investor adding a U.S. integrated oil major today, is ExxonMobil or Chevron the better choice when current oil prices carry a war premium that is expected to shrink?</w:t>
       </w:r>
     </w:p>
     <w:p>
@@ -77,10 +77,10 @@
         <w:rPr>
           <w:b/>
         </w:rPr>
-        <w:t>Recommendation: prefer Chevron over ExxonMobil.</w:t>
+        <w:t>Recommendation: prefer Chevron.</w:t>
       </w:r>
       <w:r>
-        <w:t xml:space="preserve"> This is a relative call, not a claim that either stock is cheap. Three findings drive it. First, after normalizing away the war windfall, Chevron generates more free cash flow per dollar of market value: 5.2% versus 4.9% at $74 Brent, and more in every scenario except a glut below the EIA's path. Second, that result is conservative for Chevron. The model leaves out its Tengiz expansion, and management says its breakeven is below $50, about $10 under our estimate. Third, Chevron pays the higher dividend (3.3% versus 2.4%), and its dividend stays covered down to about $60 Brent. The cost of this choice is risk: Chevron is more exposed to falling oil, and Exxon has a hedge Chevron lacks. Roughly 20% of Exxon's 2025 production came from Qatar and the UAE [4], so if the conflict ends, oil falls but those barrels come back.</w:t>
+        <w:t xml:space="preserve"> Once the war windfall is stripped out, Chevron produces more free cash flow per dollar of market value (5.2% versus 4.9% at $74) and pays the higher dividend (3.3% versus 2.4%). That holds even though our model gives Chevron no credit for its Tengiz expansion. The cost is risk. Chevron's cash flow is more sensitive to oil, and Exxon has a hedge Chevron lacks: about 20% of its 2025 output came from Qatar and the UAE [4], and those barrels return as prices fall in a peace scenario. This is a relative call, not a claim that either stock is cheap.</w:t>
       </w:r>
     </w:p>
     <w:p>
@@ -93,40 +93,17 @@
         <w:rPr>
           <w:b/>
         </w:rPr>
-        <w:t>2 WHY THIS QUESTION, WHY NOW</w:t>
+        <w:t>2 BACKGROUND</w:t>
       </w:r>
     </w:p>
     <w:p>
       <w:r>
-        <w:t>Brent closed at $71.32 on February 27, 2026, the last trading day before the conflict began, and passed $100 by mid-March [20]. It averaged about $104 in the second quarter [14] and $114 in September, and traded near $105 on October 13 [13][21]. The EIA's October outlook forecasts Brent at $105 in the fourth quarter of 2026, $84 on average in 2027, and $74 by the fourth quarter of 2027. That path assumes about 4.5 million barrels per day of Middle East output stays shut in for now, with most of it returning by mid-2027 [13]. The EIA's own baseline, in other words, is that today's price is temporary.</w:t>
+        <w:t>Brent was $71 just before the conflict began in late February, passed $100 by mid-March [20], averaged about $104 in the second quarter [14] and $114 in September, and was near $105 on October 13 [13][21]. The EIA's October outlook sees $105 in late 2026, $84 on average in 2027 and $74 by late 2027 [13]. Both stocks are up roughly 30% or more this year [19]. Chevron closed its $53 billion Hess acquisition in July 2025, adding 30% of Guyana's Stabroek block [18]. Exxon's Middle East volumes cut its upstream earnings by $1.28 billion in the first half, about $1.03 billion of it in Q2 [5]; Chevron's regional exposure is about 1% of output [17]. Table 1 lists the inputs used throughout.</w:t>
       </w:r>
     </w:p>
     <w:p>
       <w:r>
-        <w:t>Equity investors have priced the windfall aggressively. By late July, Chevron was up 29% for the year and Exxon about two points ahead of it [19]. With both companies reporting third quarter results at the end of October, the question for a new buyer is less about which company is better run and more about which one still earns its share price when $105 oil becomes $74 oil.</w:t>
-      </w:r>
-    </w:p>
-    <w:p>
-      <w:pPr>
-        <w:keepNext/>
-        <w:spacing w:before="220" w:after="170"/>
-        <w:jc w:val="left"/>
-      </w:pPr>
-      <w:r>
-        <w:rPr>
-          <w:b/>
-        </w:rPr>
-        <w:t>3 THE TWO COMPANIES</w:t>
-      </w:r>
-    </w:p>
-    <w:p>
-      <w:r>
-        <w:t>Table 1 sets out the inputs used throughout. Market values use second quarter diluted share counts (for Exxon, implied by its reported EPS). Exxon is the larger, more diversified business, with bigger refining and chemicals operations. Chevron completed its $53 billion acquisition of Hess on July 18, 2025, gaining a 30% stake in Guyana's Stabroek block [18]. Because Hess was only in Chevron's numbers for about five months of 2025, Chevron's 2025 cash flow understates its current scale; Section 4 adjusts for that.</w:t>
-      </w:r>
-    </w:p>
-    <w:p>
-      <w:r>
-        <w:t>The exposures differ sharply. Exxon's Qatar LNG and UAE assets were disrupted from March, and the company's own earnings bridges show Middle East volumes cutting upstream earnings by $1.28 billion in the first half versus 2025, about $1.03 billion of it in the second quarter [4][5]. Chevron's direct regional exposure is the Saudi Arabia and Kuwait Partitioned Zone, about 1% of second quarter output, plus its Leviathan gas field off Israel, which was shut for 33 days and restarted on April 2 [8][17].</w:t>
+        <w:t>This matters for a buyer today because the share prices already reflect much of the windfall. The useful question is not which company is better run, but which one still earns its share price once $105 oil becomes $74 oil. Both report third quarter results at the end of October, which gives a near-term check on the analysis.</w:t>
       </w:r>
     </w:p>
     <w:p>
@@ -147,7 +124,7 @@
         <w:rPr>
           <w:sz w:val="17"/>
         </w:rPr>
-        <w:t>Key inputs. Sources in brackets. Cash flow (CFO) is operating cash flow excluding working capital.</w:t>
+        <w:t>Key inputs. CFO is operating cash flow excluding working capital. Sources in brackets.</w:t>
       </w:r>
     </w:p>
     <w:tbl>
@@ -309,66 +286,7 @@
                 <w:b w:val="0"/>
                 <w:sz w:val="17"/>
               </w:rPr>
-              <w:t>Diluted shares, Q2 2026 [1][6]</w:t>
-            </w:r>
-          </w:p>
-        </w:tc>
-        <w:tc>
-          <w:tcPr>
-            <w:tcW w:type="dxa" w:w="1584"/>
-          </w:tcPr>
-          <w:p>
-            <w:pPr>
-              <w:keepNext/>
-              <w:spacing w:after="20" w:line="240" w:lineRule="auto"/>
-              <w:jc w:val="right"/>
-            </w:pPr>
-            <w:r>
-              <w:rPr>
-                <w:b w:val="0"/>
-                <w:sz w:val="17"/>
-              </w:rPr>
-              <w:t>4.17B</w:t>
-            </w:r>
-          </w:p>
-        </w:tc>
-        <w:tc>
-          <w:tcPr>
-            <w:tcW w:type="dxa" w:w="1872"/>
-          </w:tcPr>
-          <w:p>
-            <w:pPr>
-              <w:keepNext/>
-              <w:spacing w:after="20" w:line="240" w:lineRule="auto"/>
-              <w:jc w:val="right"/>
-            </w:pPr>
-            <w:r>
-              <w:rPr>
-                <w:b w:val="0"/>
-                <w:sz w:val="17"/>
-              </w:rPr>
-              <w:t>1.98B</w:t>
-            </w:r>
-          </w:p>
-        </w:tc>
-      </w:tr>
-      <w:tr>
-        <w:tc>
-          <w:tcPr>
-            <w:tcW w:type="dxa" w:w="4464"/>
-          </w:tcPr>
-          <w:p>
-            <w:pPr>
-              <w:keepNext/>
-              <w:spacing w:after="20" w:line="240" w:lineRule="auto"/>
-              <w:jc w:val="left"/>
-            </w:pPr>
-            <w:r>
-              <w:rPr>
-                <w:b w:val="0"/>
-                <w:sz w:val="17"/>
-              </w:rPr>
-              <w:t>Market value</w:t>
+              <w:t>Market value (Q2 diluted shares) [1][6]</w:t>
             </w:r>
           </w:p>
         </w:tc>
@@ -427,7 +345,7 @@
                 <w:b w:val="0"/>
                 <w:sz w:val="17"/>
               </w:rPr>
-              <w:t>Annual dividend at current rate [1][8]</w:t>
+              <w:t>Dividend, annual / yield [1][6]</w:t>
             </w:r>
           </w:p>
         </w:tc>
@@ -446,7 +364,7 @@
                 <w:b w:val="0"/>
                 <w:sz w:val="17"/>
               </w:rPr>
-              <w:t>$17.2B</w:t>
+              <w:t>$17.2B / 2.4%</w:t>
             </w:r>
           </w:p>
         </w:tc>
@@ -465,66 +383,7 @@
                 <w:b w:val="0"/>
                 <w:sz w:val="17"/>
               </w:rPr>
-              <w:t>$14.0B</w:t>
-            </w:r>
-          </w:p>
-        </w:tc>
-      </w:tr>
-      <w:tr>
-        <w:tc>
-          <w:tcPr>
-            <w:tcW w:type="dxa" w:w="4464"/>
-          </w:tcPr>
-          <w:p>
-            <w:pPr>
-              <w:keepNext/>
-              <w:spacing w:after="20" w:line="240" w:lineRule="auto"/>
-              <w:jc w:val="left"/>
-            </w:pPr>
-            <w:r>
-              <w:rPr>
-                <w:b w:val="0"/>
-                <w:sz w:val="17"/>
-              </w:rPr>
-              <w:t>Dividend yield</w:t>
-            </w:r>
-          </w:p>
-        </w:tc>
-        <w:tc>
-          <w:tcPr>
-            <w:tcW w:type="dxa" w:w="1584"/>
-          </w:tcPr>
-          <w:p>
-            <w:pPr>
-              <w:keepNext/>
-              <w:spacing w:after="20" w:line="240" w:lineRule="auto"/>
-              <w:jc w:val="right"/>
-            </w:pPr>
-            <w:r>
-              <w:rPr>
-                <w:b w:val="0"/>
-                <w:sz w:val="17"/>
-              </w:rPr>
-              <w:t>2.4%</w:t>
-            </w:r>
-          </w:p>
-        </w:tc>
-        <w:tc>
-          <w:tcPr>
-            <w:tcW w:type="dxa" w:w="1872"/>
-          </w:tcPr>
-          <w:p>
-            <w:pPr>
-              <w:keepNext/>
-              <w:spacing w:after="20" w:line="240" w:lineRule="auto"/>
-              <w:jc w:val="right"/>
-            </w:pPr>
-            <w:r>
-              <w:rPr>
-                <w:b w:val="0"/>
-                <w:sz w:val="17"/>
-              </w:rPr>
-              <w:t>3.3%</w:t>
+              <w:t>$14.0B / 3.3%</w:t>
             </w:r>
           </w:p>
         </w:tc>
@@ -663,66 +522,7 @@
                 <w:b w:val="0"/>
                 <w:sz w:val="17"/>
               </w:rPr>
-              <w:t>Buyback plan / pace [2][11]</w:t>
-            </w:r>
-          </w:p>
-        </w:tc>
-        <w:tc>
-          <w:tcPr>
-            <w:tcW w:type="dxa" w:w="1584"/>
-          </w:tcPr>
-          <w:p>
-            <w:pPr>
-              <w:keepNext/>
-              <w:spacing w:after="20" w:line="240" w:lineRule="auto"/>
-              <w:jc w:val="right"/>
-            </w:pPr>
-            <w:r>
-              <w:rPr>
-                <w:b w:val="0"/>
-                <w:sz w:val="17"/>
-              </w:rPr>
-              <w:t>$20B</w:t>
-            </w:r>
-          </w:p>
-        </w:tc>
-        <w:tc>
-          <w:tcPr>
-            <w:tcW w:type="dxa" w:w="1872"/>
-          </w:tcPr>
-          <w:p>
-            <w:pPr>
-              <w:keepNext/>
-              <w:spacing w:after="20" w:line="240" w:lineRule="auto"/>
-              <w:jc w:val="right"/>
-            </w:pPr>
-            <w:r>
-              <w:rPr>
-                <w:b w:val="0"/>
-                <w:sz w:val="17"/>
-              </w:rPr>
-              <w:t>$10–20B / ~$11B</w:t>
-            </w:r>
-          </w:p>
-        </w:tc>
-      </w:tr>
-      <w:tr>
-        <w:tc>
-          <w:tcPr>
-            <w:tcW w:type="dxa" w:w="4464"/>
-          </w:tcPr>
-          <w:p>
-            <w:pPr>
-              <w:keepNext/>
-              <w:spacing w:after="20" w:line="240" w:lineRule="auto"/>
-              <w:jc w:val="left"/>
-            </w:pPr>
-            <w:r>
-              <w:rPr>
-                <w:b w:val="0"/>
-                <w:sz w:val="17"/>
-              </w:rPr>
-              <w:t>Mgmt. sensitivity per $1 Brent [3][9]</w:t>
+              <w:t>Sensitivity per $1 Brent [3][9]</w:t>
             </w:r>
           </w:p>
         </w:tc>
@@ -849,77 +649,17 @@
         <w:rPr>
           <w:b/>
         </w:rPr>
-        <w:t>4 METHOD: NORMALIZING CASH FLOW</w:t>
-      </w:r>
-    </w:p>
-    <w:p>
-      <w:pPr>
-        <w:keepNext/>
-        <w:spacing w:before="170" w:after="170"/>
-        <w:jc w:val="left"/>
-      </w:pPr>
-      <w:r>
-        <w:rPr>
-          <w:b/>
-        </w:rPr>
-        <w:t>4.1 Why not just annualize the latest quarter</w:t>
+        <w:t>3 METHOD</w:t>
       </w:r>
     </w:p>
     <w:p>
       <w:r>
-        <w:t>The obvious shortcut is to multiply second quarter cash flow by four. That gives $102.6 billion for Exxon and $78.8 billion for Chevron. We tested whether oil prices alone explain those figures. Q2 Brent averaged about $103.50 versus $69.10 in 2025 [14][15]. Backing out that $34.40 difference with each company's own sensitivity still leaves $78.5 billion for Exxon and $58.2 billion for Chevron at 2025 oil prices, compared with actual 2025 cash flow of $59.7 billion and $34.9 billion. Roughly $19 billion (Exxon) and $23 billion (Chevron) of the run rate is unexplained by crude. Part of it is real growth, chiefly Hess for Chevron. Much of it is the war itself. Refining margins spiked, and Exxon's own guidance puts the earnings effect of each $1 per barrel of refining margin at about $800 million a year, more than its $700 million per $1 of Brent [5]. Those margins should normalize along with crude. Annualizing Q2 would treat a wartime quarter as the new normal, so we reject it as a base case.</w:t>
-      </w:r>
-    </w:p>
-    <w:p>
-      <w:pPr>
-        <w:keepNext/>
-        <w:spacing w:before="170" w:after="170"/>
-        <w:jc w:val="left"/>
-      </w:pPr>
-      <w:r>
-        <w:rPr>
-          <w:b/>
-        </w:rPr>
-        <w:t>4.2 The model</w:t>
+        <w:t>Annualizing Q2 2026 cash flow would be misleading. Even after removing the oil price effect with each company's own sensitivity, Q2 implies about $19 billion (Exxon) and $23 billion (Chevron) more annual cash flow than 2025 actually produced. Much of the gap is war-inflated refining margins: Exxon puts each $1 of refining margin at about $800 million of annual earnings [5].</w:t>
       </w:r>
     </w:p>
     <w:p>
       <w:r>
-        <w:t xml:space="preserve">We start from 2025 operating cash flow, a year with no war premium (Brent $69.10), and move it to each scenario price using the company's disclosed sensitivity: about $0.70 billion per $1 for Exxon [3] and $0.60 billion for Chevron [9]. Cash flow at price </w:t>
-      </w:r>
-      <w:r>
-        <w:rPr>
-          <w:i/>
-        </w:rPr>
-        <w:t>P</w:t>
-      </w:r>
-      <w:r>
-        <w:t xml:space="preserve"> is the 2025 base plus sensitivity times (</w:t>
-      </w:r>
-      <w:r>
-        <w:rPr>
-          <w:i/>
-        </w:rPr>
-        <w:t>P</w:t>
-      </w:r>
-      <w:r>
-        <w:t xml:space="preserve"> minus $69.10). For Chevron we add the missing part of Hess. Hess reported $6.35 billion of 2024 cash flow before working capital at roughly $80 Brent [12]. Adjusting that to $69 with an assumed $0.10 billion per $1 (our assumption, not a sourced figure; zero or double would move the adjustment by about $0.6 billion and Chevron's breakevens by about $1) and taking the 55% of 2025 that preceded the deal gives +$2.9 billion, for a Chevron base of $37.8 billion. Free cash flow subtracts the capex guidance midpoint for Exxon ($28 billion) and $18.5 billion for Chevron, which guided to the low end of its range [9]. Exxon plans $20 billion of buybacks, 2.8% of its market value. To compare like with like, we test Chevron at the same 2.8%, about $12 billion, which sits inside its $10 to $20 billion range and slightly above its first half pace of $5.5 billion [11].</w:t>
-      </w:r>
-    </w:p>
-    <w:p>
-      <w:r>
-        <w:t>We run four Brent scenarios: a post-war glut at $60, the EIA's late 2027 price of $74, its 2027 average of $84, and the current $105 if the war persists. We treat $74 as one input, not a prediction. The EIA raised its fourth quarter 2026 forecast by $14 in a single month [13], so its forecasts are moving quickly, and the $60 and $84 cases bracket it on both sides. In the war case only, Exxon's cash flow is reduced by $4.1 billion a year (four times the Q2 loss) because its Middle East volumes stay offline. The 2025 base already includes those volumes, so the peace cases assume they return.</w:t>
-      </w:r>
-    </w:p>
-    <w:p>
-      <w:r>
-        <w:rPr>
-          <w:b/>
-        </w:rPr>
-        <w:t>Assumptions to keep in view.</w:t>
-      </w:r>
-      <w:r>
-        <w:t xml:space="preserve"> Both companies' sensitivities are management estimates. Exxon's is an upstream figure, and we treat it as a cash flow figure. The model gives neither company credit for growth after 2025 other than Hess. That understates both, and it understates Chevron more, because its Tengiz expansion ramped up during 2025.</w:t>
+        <w:t>Instead we start from 2025 cash flow (Brent $69) and move it to each scenario price using the companies' disclosed sensitivities [3][9]. For Chevron we add the part of 2025 before Hess was acquired, +$2.9 billion from Hess's 2024 results [12], using an assumed $0.10 billion per $1 Hess sensitivity (zero or double moves Chevron's breakevens by about $1). Free cash flow subtracts capex of $28 billion (Exxon) and $18.5 billion (Chevron) [9]. Buybacks are tested at the same 2.8% of market value for both: Exxon's $20 billion plan and about $12 billion for Chevron. Scenarios are $60 (glut), $74 (EIA late 2027), $84 (EIA 2027 average) and $105 (war persists), where Exxon also loses $4.1 billion a year of Middle East volumes. We treat $74 as one input, not a forecast; the EIA moved its Q4 2026 view by $14 in one month [13]. The model credits neither company with growth after 2025 except Hess, which understates Chevron more.</w:t>
       </w:r>
     </w:p>
     <w:p>
@@ -932,7 +672,69 @@
         <w:rPr>
           <w:b/>
         </w:rPr>
-        <w:t>5 RESULTS</w:t>
+        <w:t>4 RESULTS</w:t>
+      </w:r>
+    </w:p>
+    <w:p>
+      <w:pPr>
+        <w:keepNext/>
+        <w:spacing w:line="240" w:lineRule="auto" w:after="40"/>
+        <w:jc w:val="center"/>
+      </w:pPr>
+      <w:r>
+        <w:drawing>
+          <wp:inline xmlns:a="http://schemas.openxmlformats.org/drawingml/2006/main" xmlns:pic="http://schemas.openxmlformats.org/drawingml/2006/picture">
+            <wp:extent cx="5029200" cy="2194560"/>
+            <wp:docPr id="1" name="Picture 1"/>
+            <wp:cNvGraphicFramePr>
+              <a:graphicFrameLocks noChangeAspect="1"/>
+            </wp:cNvGraphicFramePr>
+            <a:graphic>
+              <a:graphicData uri="http://schemas.openxmlformats.org/drawingml/2006/picture">
+                <pic:pic>
+                  <pic:nvPicPr>
+                    <pic:cNvPr id="0" name="fig1_fcf_yield.png"/>
+                    <pic:cNvPicPr/>
+                  </pic:nvPicPr>
+                  <pic:blipFill>
+                    <a:blip r:embed="rId10"/>
+                    <a:stretch>
+                      <a:fillRect/>
+                    </a:stretch>
+                  </pic:blipFill>
+                  <pic:spPr>
+                    <a:xfrm>
+                      <a:off x="0" y="0"/>
+                      <a:ext cx="5029200" cy="2194560"/>
+                    </a:xfrm>
+                    <a:prstGeom prst="rect"/>
+                  </pic:spPr>
+                </pic:pic>
+              </a:graphicData>
+            </a:graphic>
+          </wp:inline>
+        </w:drawing>
+      </w:r>
+    </w:p>
+    <w:p>
+      <w:pPr>
+        <w:keepNext w:val="0"/>
+        <w:spacing w:lineRule="exact" w:line="280" w:after="170"/>
+        <w:ind w:left="1440" w:right="1440"/>
+      </w:pPr>
+      <w:r>
+        <w:rPr>
+          <w:b/>
+          <w:i/>
+          <w:sz w:val="17"/>
+        </w:rPr>
+        <w:t>Figure 1—</w:t>
+      </w:r>
+      <w:r>
+        <w:rPr>
+          <w:sz w:val="17"/>
+        </w:rPr>
+        <w:t>Free cash flow yield under four Brent scenarios, with dividend yields. Author's model.</w:t>
       </w:r>
     </w:p>
     <w:p>
@@ -953,7 +755,7 @@
         <w:rPr>
           <w:sz w:val="17"/>
         </w:rPr>
-        <w:t>Annual free cash flow and cash left after dividends, before buybacks. Author's model.</w:t>
+        <w:t>Annual free cash flow, and cash left after dividends before buybacks. Author's model.</w:t>
       </w:r>
     </w:p>
     <w:tbl>
@@ -1498,70 +1300,8 @@
       </w:pPr>
     </w:p>
     <w:p>
-      <w:pPr>
-        <w:keepNext/>
-        <w:spacing w:line="240" w:lineRule="auto" w:after="40"/>
-        <w:jc w:val="center"/>
-      </w:pPr>
       <w:r>
-        <w:drawing>
-          <wp:inline xmlns:a="http://schemas.openxmlformats.org/drawingml/2006/main" xmlns:pic="http://schemas.openxmlformats.org/drawingml/2006/picture">
-            <wp:extent cx="5029200" cy="2194560"/>
-            <wp:docPr id="1" name="Picture 1"/>
-            <wp:cNvGraphicFramePr>
-              <a:graphicFrameLocks noChangeAspect="1"/>
-            </wp:cNvGraphicFramePr>
-            <a:graphic>
-              <a:graphicData uri="http://schemas.openxmlformats.org/drawingml/2006/picture">
-                <pic:pic>
-                  <pic:nvPicPr>
-                    <pic:cNvPr id="0" name="fig1_fcf_yield.png"/>
-                    <pic:cNvPicPr/>
-                  </pic:nvPicPr>
-                  <pic:blipFill>
-                    <a:blip r:embed="rId10"/>
-                    <a:stretch>
-                      <a:fillRect/>
-                    </a:stretch>
-                  </pic:blipFill>
-                  <pic:spPr>
-                    <a:xfrm>
-                      <a:off x="0" y="0"/>
-                      <a:ext cx="5029200" cy="2194560"/>
-                    </a:xfrm>
-                    <a:prstGeom prst="rect"/>
-                  </pic:spPr>
-                </pic:pic>
-              </a:graphicData>
-            </a:graphic>
-          </wp:inline>
-        </w:drawing>
-      </w:r>
-    </w:p>
-    <w:p>
-      <w:pPr>
-        <w:keepNext w:val="0"/>
-        <w:spacing w:lineRule="exact" w:line="280" w:after="170"/>
-        <w:ind w:left="1440" w:right="1440"/>
-      </w:pPr>
-      <w:r>
-        <w:rPr>
-          <w:b/>
-          <w:i/>
-          <w:sz w:val="17"/>
-        </w:rPr>
-        <w:t>Figure 1—</w:t>
-      </w:r>
-      <w:r>
-        <w:rPr>
-          <w:sz w:val="17"/>
-        </w:rPr>
-        <w:t>Free cash flow yield (FCF divided by market value) under four Brent scenarios, with each stock's dividend yield. Author's model; inputs from Table 1.</w:t>
-      </w:r>
-    </w:p>
-    <w:p>
-      <w:r>
-        <w:t>Figure 1 and Table 2 show the core trade-off. At $74 Chevron yields 5.2% against Exxon's 4.9%, and its lead widens as oil rises: 6.6% versus 5.8% at $84 and 9.5% versus 7.3% if the war persists. Exxon wins only in the $60 glut (3.5% versus 3.2%). The other side of the trade is volatility. Moving from war to peace, Chevron's free cash flow falls from $40.8 billion to $22.2 billion (down 46%), while Exxon's falls from $52.7 billion to $35.1 billion (down 33%). At $60, Exxon has $8.1 billion left after its dividend, while Chevron roughly breaks even on its $14.0 billion dividend.</w:t>
+        <w:t>Chevron yields more at $74 (5.2% versus 4.9%), $84 (6.6% versus 5.8%) and $105 (9.5% versus 7.3%). Exxon wins only at $60. The two cross at about $67. The trade-off is volatility: from war to peace, Chevron's FCF falls 46% and Exxon's 33%. At $60, Exxon has $8.1 billion left after its dividend while Chevron roughly breaks even.</w:t>
       </w:r>
     </w:p>
     <w:p>
@@ -1623,12 +1363,12 @@
         <w:rPr>
           <w:sz w:val="17"/>
         </w:rPr>
-        <w:t>Brent price at which normalized cash flow covers capex and the dividend, and capex, dividend and buyback, against EIA forecast prices [13]. Author's model.</w:t>
+        <w:t>Brent price needed to fund capex and dividend, and capex, dividend and a 2.8% buyback. Author's model.</w:t>
       </w:r>
     </w:p>
     <w:p>
       <w:r>
-        <w:t>Figure 2 restates the same results as breakevens. Exxon covers capex and its dividend at about $48 Brent and its full $20 billion buyback at about $77. Chevron needs about $60 for capex and dividend, and $80 to add a buyback of the same 2.8% size. Both full payout programs need more than the EIA's $74 late 2027 price, so investors should expect buybacks to shrink or be funded from the balance sheet. Exxon has done the latter before: in 2025 it distributed $37.2 billion against $26.1 billion of free cash flow [2]. Chevron's management targets a capex-plus-dividend breakeven below $50 [10]. Our estimate is about $10 higher, mostly because we exclude growth since 2025. If management is closer to right, Chevron's lead is larger than Figure 1 shows; if we are, it still leads at every price above about $67.</w:t>
+        <w:t>Exxon covers capex and dividend at about $48 and adds its buyback at $77; Chevron needs $60 and $80. Both full payout programs need more than $74, so buybacks will likely shrink after the war or lean on the balance sheet, as Exxon's did in 2025 when it paid out $37.2 billion against $26.1 billion of free cash flow [2]. Chevron says its breakeven is below $50 [10], about $10 under our estimate. If management is closer to right, Chevron's lead is larger than Figure 1 shows.</w:t>
       </w:r>
     </w:p>
     <w:p>
@@ -1641,7 +1381,7 @@
         <w:rPr>
           <w:b/>
         </w:rPr>
-        <w:t>6 ALTERNATIVES CONSIDERED</w:t>
+        <w:t>5 ALTERNATIVES AND RISKS</w:t>
       </w:r>
     </w:p>
     <w:p>
@@ -1652,7 +1392,16 @@
         <w:t>The case for Exxon.</w:t>
       </w:r>
       <w:r>
-        <w:t xml:space="preserve"> Exxon is the steadier stock. Its cash flow is less sensitive to oil (0.10% of market value per $1 of Brent versus 0.14% for Chevron), it falls less when the war premium fades, and its dividend is well covered at $60. Its Middle East volumes act as a hedge, since they return just as prices fall. An investor who expects oil below about $67 after the war, or who cares most about dividend safety, should prefer Exxon. We do not, because the EIA path and Chevron's own planning range ($60 to $80 for its buyback guidance [10]) both sit above that level, and Exxon's lower risk comes with a lower yield.</w:t>
+        <w:t xml:space="preserve"> It falls less when oil drops, its dividend is safe at $60, and its Middle East barrels act as a hedge. Investors expecting oil below about $67, or who care most about dividend safety, should prefer it. </w:t>
+      </w:r>
+      <w:r>
+        <w:rPr>
+          <w:b/>
+        </w:rPr>
+        <w:t>Owning neither</w:t>
+      </w:r>
+      <w:r>
+        <w:t xml:space="preserve"> is also reasonable: both stocks rallied on a windfall the EIA calls temporary, and a 5% peace-case yield is not a margin of safety.</w:t>
       </w:r>
     </w:p>
     <w:p>
@@ -1660,10 +1409,10 @@
         <w:rPr>
           <w:b/>
         </w:rPr>
-        <w:t>Owning neither.</w:t>
+        <w:t>Risks to the call.</w:t>
       </w:r>
       <w:r>
-        <w:t xml:space="preserve"> Both stocks have rallied on a windfall the EIA calls temporary, and a peace-case FCF yield near 5% is not a margin of safety. An investor with no mandate to hold energy could reasonably wait for a lower entry point. Our recommendation is aimed at the investor who wants the exposure and has to choose between the two.</w:t>
+        <w:t xml:space="preserve"> If Chevron's Q3 results imply normalized cash flow below our $37.8 billion, its lead shrinks. A fast ceasefire hurts Chevron more and returns Exxon's volumes; if those volumes never return, Exxon's peace-case yield drops to about 4.5%. A post-war glut below $60 is the scenario where Exxon wins, and Chevron's Tengiz output depends on the intermittently disrupted CPC pipeline [17]. Each $1 billion error in a company's base cash flow moves its breakevens by $1.40 to $1.70 a barrel.</w:t>
       </w:r>
     </w:p>
     <w:p>
@@ -1676,69 +1425,12 @@
         <w:rPr>
           <w:b/>
         </w:rPr>
-        <w:t>7 RISKS AND WHAT WOULD CHANGE THE CALL</w:t>
+        <w:t>6 CONCLUSION</w:t>
       </w:r>
     </w:p>
     <w:p>
       <w:r>
-        <w:rPr>
-          <w:b/>
-        </w:rPr>
-        <w:t>Chevron's growth may disappoint.</w:t>
-      </w:r>
-      <w:r>
-        <w:t xml:space="preserve"> The recommendation leans on Chevron's cash flow holding up after the Hess integration. If its third quarter cash flow, adjusted for Brent, implies a normalized base below our $37.8 billion, its yield advantage shrinks or disappears. This is the first thing we would check after the late October reports.</w:t>
-      </w:r>
-    </w:p>
-    <w:p>
-      <w:r>
-        <w:rPr>
-          <w:b/>
-        </w:rPr>
-        <w:t>Exxon's hedge could pay out sooner.</w:t>
-      </w:r>
-      <w:r>
-        <w:t xml:space="preserve"> A fast ceasefire would hit Chevron harder while returning Exxon's Middle East volumes. If those volumes never return, though, Exxon's peace-case yield falls to about 4.5% and Chevron's lead widens. A full-quarter Hormuz closure would cut Exxon's Middle East output by about 750,000 barrels of oil equivalent a day versus 2025 [5].</w:t>
-      </w:r>
-    </w:p>
-    <w:p>
-      <w:r>
-        <w:rPr>
-          <w:b/>
-        </w:rPr>
-        <w:t>Oil can overshoot downward.</w:t>
-      </w:r>
-      <w:r>
-        <w:t xml:space="preserve"> Once the 4.5 million barrels per day of shut-in output returns, a glut below $60 is plausible. That is the scenario where Exxon wins, and it would hurt both stocks in absolute terms. Chevron's Tengiz output also depends on the CPC pipeline through the Black Sea, which has been intermittently disrupted [17].</w:t>
-      </w:r>
-    </w:p>
-    <w:p>
-      <w:r>
-        <w:rPr>
-          <w:b/>
-        </w:rPr>
-        <w:t>Model risk.</w:t>
-      </w:r>
-      <w:r>
-        <w:t xml:space="preserve"> The 2025 cash flow figures, the Hess adjustment and the sensitivities are the inputs the conclusion depends on most. A $1 billion error in a company's base moves its breakevens by about $1.4 (Exxon) to $1.7 (Chevron) a barrel.</w:t>
-      </w:r>
-    </w:p>
-    <w:p>
-      <w:pPr>
-        <w:keepNext/>
-        <w:spacing w:before="220" w:after="170"/>
-        <w:jc w:val="left"/>
-      </w:pPr>
-      <w:r>
-        <w:rPr>
-          <w:b/>
-        </w:rPr>
-        <w:t>8 CONCLUSION</w:t>
-      </w:r>
-    </w:p>
-    <w:p>
-      <w:r>
-        <w:t>At today's prices the market is valuing both majors partly on wartime cash flows. Once those cash flows are normalized, Chevron offers more free cash flow and a higher dividend per dollar invested, even before crediting growth our model leaves out. Exxon is the safer stock if oil collapses, and investors who expect that outcome should own it instead. For the investor who wants integrated oil exposure and accepts the EIA's path, we prefer Chevron, and we would revisit the call after both companies report third quarter results. We would not recommend either stock to an investor who does not need energy exposure until the price of entry reflects peace-case cash flows.</w:t>
+        <w:t>The market is valuing both majors partly on wartime cash flow. Normalized, Chevron offers more cash and a higher dividend per dollar invested, even before credit for growth the model leaves out. Exxon is the safer stock if oil collapses. For an investor who wants the exposure and accepts the EIA's path, we prefer Chevron, and we would revisit the call after third quarter results.</w:t>
       </w:r>
     </w:p>
     <w:p>
